--- a/hin/docx/29.content.docx
+++ b/hin/docx/29.content.docx
@@ -19,7 +19,7 @@
         <w:rPr>
           <w:lang w:val="hi_IN" w:bidi="hi_IN"/>
         </w:rPr>
-        <w:t>Resource: अध्ययन नोट्स - पुस्तक परिचय (टिंडेल)</w:t>
+        <w:t>Resource: Tyndale Open Study Notes</w:t>
       </w:r>
       <w:r>
         <w:rPr>
@@ -112,7 +112,7 @@
         <w:rPr>
           <w:lang w:val="hi_IN" w:bidi="hi_IN"/>
         </w:rPr>
-        <w:t>अध्ययन नोट्स - पुस्तक परिचय (टिंडेल)</w:t>
+        <w:t>Tyndale Open Study Notes</w:t>
       </w:r>
     </w:p>
     <w:p>

--- a/hin/docx/29.content.docx
+++ b/hin/docx/29.content.docx
@@ -19,7 +19,7 @@
         <w:rPr>
           <w:lang w:val="hi_IN" w:bidi="hi_IN"/>
         </w:rPr>
-        <w:t>Resource: Tyndale Open Study Notes</w:t>
+        <w:t>Resource: Aquifer Open Study Notes (Book Intros)</w:t>
       </w:r>
       <w:r>
         <w:rPr>
@@ -112,7 +112,7 @@
         <w:rPr>
           <w:lang w:val="hi_IN" w:bidi="hi_IN"/>
         </w:rPr>
-        <w:t>Tyndale Open Study Notes</w:t>
+        <w:t>Aquifer Open Study Notes (Book Intros)</w:t>
       </w:r>
     </w:p>
     <w:p>

--- a/hin/docx/29.content.docx
+++ b/hin/docx/29.content.docx
@@ -323,36 +323,24 @@
         </w:rPr>
         <w:t>योएल की पुस्तक लगभग दो समान भागों में विभाजित है। पहले भाग में (</w:t>
       </w:r>
-      <w:hyperlink r:id="rId13">
-        <w:r>
-          <w:rPr>
-            <w:lang w:val="hi_IN" w:bidi="hi_IN"/>
-          </w:rPr>
-          <w:rPr>
-            <w:color w:val="0000EE"/>
-            <w:u w:val="single"/>
-          </w:rPr>
-          <w:t>1:1–2:17</w:t>
-        </w:r>
-      </w:hyperlink>
+      <w:r>
+        <w:rPr>
+          <w:lang w:val="hi_IN" w:bidi="hi_IN"/>
+        </w:rPr>
+        <w:t>1:1–2:17</w:t>
+      </w:r>
       <w:r>
         <w:rPr>
           <w:lang w:val="hi_IN" w:bidi="hi_IN"/>
         </w:rPr>
         <w:t xml:space="preserve">), भविष्यद्वक्ता यहूदा और यरूशलेम पर आई विनाशकारी टिड्डी दल की विपत्ति का वर्णन करते हैं। यह आपदा इतनी भीषण थी कि उसने पूरे देश को उजाड़ दिया, अनाज, दाखलताओं और वृक्षों को नष्ट कर दिया। आपदा के प्रभाव को एक सूखे ने और बढ़ा दिया जिसने भूमि को सूखा और जला दिया। परिणामस्वरूप, मनुष्य और जानवर दोनों भूख से कराह उठे, और लोगों के पास प्रभु को भेंट के रूप में मन्दिर में लाने के लिए कुछ भी नहीं बचा। इसलिए, </w:t>
       </w:r>
-      <w:hyperlink r:id="rId14">
-        <w:r>
-          <w:rPr>
-            <w:lang w:val="hi_IN" w:bidi="hi_IN"/>
-          </w:rPr>
-          <w:rPr>
-            <w:color w:val="0000EE"/>
-            <w:u w:val="single"/>
-          </w:rPr>
-          <w:t>2:12–17</w:t>
-        </w:r>
-      </w:hyperlink>
+      <w:r>
+        <w:rPr>
+          <w:lang w:val="hi_IN" w:bidi="hi_IN"/>
+        </w:rPr>
+        <w:t>2:12–17</w:t>
+      </w:r>
       <w:r>
         <w:rPr>
           <w:lang w:val="hi_IN" w:bidi="hi_IN"/>
@@ -373,54 +361,36 @@
         </w:rPr>
         <w:t>पुस्तक के दूसरे भाग में (</w:t>
       </w:r>
-      <w:hyperlink r:id="rId15">
-        <w:r>
-          <w:rPr>
-            <w:lang w:val="hi_IN" w:bidi="hi_IN"/>
-          </w:rPr>
-          <w:rPr>
-            <w:color w:val="0000EE"/>
-            <w:u w:val="single"/>
-          </w:rPr>
-          <w:t>2:18–3:21</w:t>
-        </w:r>
-      </w:hyperlink>
+      <w:r>
+        <w:rPr>
+          <w:lang w:val="hi_IN" w:bidi="hi_IN"/>
+        </w:rPr>
+        <w:t>2:18–3:21</w:t>
+      </w:r>
       <w:r>
         <w:rPr>
           <w:lang w:val="hi_IN" w:bidi="hi_IN"/>
         </w:rPr>
         <w:t xml:space="preserve">), प्रभु अपने लोगों पर दया करने और टिड्डी की आपदा के बाद उनकी भूमि को पुनर्स्थापित करने का वादा करते हैं। </w:t>
       </w:r>
-      <w:hyperlink r:id="rId16">
-        <w:r>
-          <w:rPr>
-            <w:lang w:val="hi_IN" w:bidi="hi_IN"/>
-          </w:rPr>
-          <w:rPr>
-            <w:color w:val="0000EE"/>
-            <w:u w:val="single"/>
-          </w:rPr>
-          <w:t>2:18–27</w:t>
-        </w:r>
-      </w:hyperlink>
+      <w:r>
+        <w:rPr>
+          <w:lang w:val="hi_IN" w:bidi="hi_IN"/>
+        </w:rPr>
+        <w:t>2:18–27</w:t>
+      </w:r>
       <w:r>
         <w:rPr>
           <w:lang w:val="hi_IN" w:bidi="hi_IN"/>
         </w:rPr>
         <w:t xml:space="preserve"> में, योएल वर्णन करते हैं कि परमेश्वर निकट भविष्य में उनके भौतिक जीवन को कैसे पुनर्स्थापित करेंगे, उनके खेतों, बागों, अंगूर की दाखलताओं और पशुओं को पुनः भर देंगे। </w:t>
       </w:r>
-      <w:hyperlink r:id="rId17">
-        <w:r>
-          <w:rPr>
-            <w:lang w:val="hi_IN" w:bidi="hi_IN"/>
-          </w:rPr>
-          <w:rPr>
-            <w:color w:val="0000EE"/>
-            <w:u w:val="single"/>
-          </w:rPr>
-          <w:t>2:28–3:21</w:t>
-        </w:r>
-      </w:hyperlink>
+      <w:r>
+        <w:rPr>
+          <w:lang w:val="hi_IN" w:bidi="hi_IN"/>
+        </w:rPr>
+        <w:t>2:28–3:21</w:t>
+      </w:r>
       <w:r>
         <w:rPr>
           <w:lang w:val="hi_IN" w:bidi="hi_IN"/>
@@ -452,36 +422,24 @@
         </w:rPr>
         <w:t xml:space="preserve">हम यह नहीं जानते कि भविष्यद्वक्ता योएल कब जीवित थे और उन्होंने भविष्यवाणी कब की थी। योएल उन राजाओं की सूची नहीं देते जिनके अधीन उन्होंने सेवा की (उदाहरण के लिए, </w:t>
       </w:r>
-      <w:hyperlink r:id="rId18">
-        <w:r>
-          <w:rPr>
-            <w:lang w:val="hi_IN" w:bidi="hi_IN"/>
-          </w:rPr>
-          <w:rPr>
-            <w:color w:val="0000EE"/>
-            <w:u w:val="single"/>
-          </w:rPr>
-          <w:t>आमो 1:1</w:t>
-        </w:r>
-      </w:hyperlink>
+      <w:r>
+        <w:rPr>
+          <w:lang w:val="hi_IN" w:bidi="hi_IN"/>
+        </w:rPr>
+        <w:t>आमो 1:1</w:t>
+      </w:r>
       <w:r>
         <w:rPr>
           <w:lang w:val="hi_IN" w:bidi="hi_IN"/>
         </w:rPr>
         <w:t xml:space="preserve">; </w:t>
       </w:r>
-      <w:hyperlink r:id="rId19">
-        <w:r>
-          <w:rPr>
-            <w:lang w:val="hi_IN" w:bidi="hi_IN"/>
-          </w:rPr>
-          <w:rPr>
-            <w:color w:val="0000EE"/>
-            <w:u w:val="single"/>
-          </w:rPr>
-          <w:t>मीक 1:1</w:t>
-        </w:r>
-      </w:hyperlink>
+      <w:r>
+        <w:rPr>
+          <w:lang w:val="hi_IN" w:bidi="hi_IN"/>
+        </w:rPr>
+        <w:t>मीक 1:1</w:t>
+      </w:r>
       <w:r>
         <w:rPr>
           <w:lang w:val="hi_IN" w:bidi="hi_IN"/>
@@ -502,36 +460,24 @@
         </w:rPr>
         <w:t xml:space="preserve">इब्रानी और अंग्रेजी बाइबल में, योएल को होशे और आमोस के बीच रखा गया है, जिन्होंने 700 ई.पू. के दौरान भविष्यवाणी की थी। इससे कुछ लोगों ने प्रस्तावित किया है कि योएल एक प्रारम्भिक भविष्यद्वक्ता थे जो शायद आमोस और होशे से भी पहले जीवित थे। क्योंकि पुस्तक में किसी राजा का उल्लेख नहीं है और यह याजक के पद को अनुकूल रूप से देखती है, इन व्याख्याताओं का विश्वास है कि योएल ने भविष्यवाणी की जब योआश (835–796 ई.पू.) अभी एक बालक थे, जब राज्य यहोयादा याजक के अधीन था (देखें </w:t>
       </w:r>
-      <w:hyperlink r:id="rId20">
-        <w:r>
-          <w:rPr>
-            <w:lang w:val="hi_IN" w:bidi="hi_IN"/>
-          </w:rPr>
-          <w:rPr>
-            <w:color w:val="0000EE"/>
-            <w:u w:val="single"/>
-          </w:rPr>
-          <w:t>योए 2:17</w:t>
-        </w:r>
-      </w:hyperlink>
+      <w:r>
+        <w:rPr>
+          <w:lang w:val="hi_IN" w:bidi="hi_IN"/>
+        </w:rPr>
+        <w:t>योए 2:17</w:t>
+      </w:r>
       <w:r>
         <w:rPr>
           <w:lang w:val="hi_IN" w:bidi="hi_IN"/>
         </w:rPr>
         <w:t xml:space="preserve">; देखें </w:t>
       </w:r>
-      <w:hyperlink r:id="rId21">
-        <w:r>
-          <w:rPr>
-            <w:lang w:val="hi_IN" w:bidi="hi_IN"/>
-          </w:rPr>
-          <w:rPr>
-            <w:color w:val="0000EE"/>
-            <w:u w:val="single"/>
-          </w:rPr>
-          <w:t>2 रा 12:1–21</w:t>
-        </w:r>
-      </w:hyperlink>
+      <w:r>
+        <w:rPr>
+          <w:lang w:val="hi_IN" w:bidi="hi_IN"/>
+        </w:rPr>
+        <w:t>2 रा 12:1–21</w:t>
+      </w:r>
       <w:r>
         <w:rPr>
           <w:lang w:val="hi_IN" w:bidi="hi_IN"/>
@@ -605,18 +551,12 @@
         </w:rPr>
         <w:t>योएल की पुस्तक में, हम स्पष्ट रूप से देखते हैं कि परमेश्वर समस्त सृष्टि पर प्रभुता रखते हैं। वे न केवल प्राकृतिक संसार के, बल्कि मानव सभ्यता के भी स्वामी हैं। टिड्डियों की विपत्ति मात्र एक प्राकृतिक घटना नहीं थी; यह कीटों की सेना परमेश्वर की आज्ञा से आई थी (</w:t>
       </w:r>
-      <w:hyperlink r:id="rId22">
-        <w:r>
-          <w:rPr>
-            <w:lang w:val="hi_IN" w:bidi="hi_IN"/>
-          </w:rPr>
-          <w:rPr>
-            <w:color w:val="0000EE"/>
-            <w:u w:val="single"/>
-          </w:rPr>
-          <w:t>2:11</w:t>
-        </w:r>
-      </w:hyperlink>
+      <w:r>
+        <w:rPr>
+          <w:lang w:val="hi_IN" w:bidi="hi_IN"/>
+        </w:rPr>
+        <w:t>2:11</w:t>
+      </w:r>
       <w:r>
         <w:rPr>
           <w:lang w:val="hi_IN" w:bidi="hi_IN"/>
@@ -637,18 +577,12 @@
         </w:rPr>
         <w:t>क्योंकि मनुष्य के पाप ने प्राकृतिक संसार को इतनी नकारात्मक रूप से प्रभावित किया है, योएल यहूदा और यरूशलेम के लोगों को पश्चाताप के लिए बुलाते हैं। योएल इस्राएलियों को मन फिराने का अवसर दे सकते हैं क्योंकि वे जानते हैं कि परमेश्वर दयावान और कृपालु हैं। यह परमेश्वर की प्रकृति है कि वे मन फिराने वालों को क्षमा करें बजाय इसके कि उनका न्याय करें, पुनर्स्थापित करें बजाय इसके कि नष्ट करें। एक प्राचीन पाठ का उद्धरण देते हुए (</w:t>
       </w:r>
-      <w:hyperlink r:id="rId23">
-        <w:r>
-          <w:rPr>
-            <w:lang w:val="hi_IN" w:bidi="hi_IN"/>
-          </w:rPr>
-          <w:rPr>
-            <w:color w:val="0000EE"/>
-            <w:u w:val="single"/>
-          </w:rPr>
-          <w:t>निर्ग 34:6–7</w:t>
-        </w:r>
-      </w:hyperlink>
+      <w:r>
+        <w:rPr>
+          <w:lang w:val="hi_IN" w:bidi="hi_IN"/>
+        </w:rPr>
+        <w:t>निर्ग 34:6–7</w:t>
+      </w:r>
       <w:r>
         <w:rPr>
           <w:lang w:val="hi_IN" w:bidi="hi_IN"/>
@@ -667,18 +601,12 @@
         </w:rPr>
         <w:t>” (</w:t>
       </w:r>
-      <w:hyperlink r:id="rId24">
-        <w:r>
-          <w:rPr>
-            <w:lang w:val="hi_IN" w:bidi="hi_IN"/>
-          </w:rPr>
-          <w:rPr>
-            <w:color w:val="0000EE"/>
-            <w:u w:val="single"/>
-          </w:rPr>
-          <w:t>योए 2:13</w:t>
-        </w:r>
-      </w:hyperlink>
+      <w:r>
+        <w:rPr>
+          <w:lang w:val="hi_IN" w:bidi="hi_IN"/>
+        </w:rPr>
+        <w:t>योए 2:13</w:t>
+      </w:r>
       <w:r>
         <w:rPr>
           <w:lang w:val="hi_IN" w:bidi="hi_IN"/>
@@ -699,72 +627,48 @@
         </w:rPr>
         <w:t xml:space="preserve">योएल के लिए, पश्चाताप व्यक्त करने का सही तरीका मन्दिर में होने वाली आधिकारिक आराधना थी, जिसे याजकों द्वारा सम्पन्न किया जाता था। यह आश्चर्यजनक लग सकता है क्योंकि अन्य कई भविष्यवक्ताओं ने याजकों और अगुओं में व्याप्त भ्रष्टाचार के कारण औपचारिक आराधना की निन्दा की थी (देखें </w:t>
       </w:r>
-      <w:hyperlink r:id="rId25">
-        <w:r>
-          <w:rPr>
-            <w:lang w:val="hi_IN" w:bidi="hi_IN"/>
-          </w:rPr>
-          <w:rPr>
-            <w:color w:val="0000EE"/>
-            <w:u w:val="single"/>
-          </w:rPr>
-          <w:t>यशा 1:10–18</w:t>
-        </w:r>
-      </w:hyperlink>
+      <w:r>
+        <w:rPr>
+          <w:lang w:val="hi_IN" w:bidi="hi_IN"/>
+        </w:rPr>
+        <w:t>यशा 1:10–18</w:t>
+      </w:r>
       <w:r>
         <w:rPr>
           <w:lang w:val="hi_IN" w:bidi="hi_IN"/>
         </w:rPr>
         <w:t xml:space="preserve">; </w:t>
       </w:r>
-      <w:hyperlink r:id="rId26">
-        <w:r>
-          <w:rPr>
-            <w:lang w:val="hi_IN" w:bidi="hi_IN"/>
-          </w:rPr>
-          <w:rPr>
-            <w:color w:val="0000EE"/>
-            <w:u w:val="single"/>
-          </w:rPr>
-          <w:t>आमो 5:21–24</w:t>
-        </w:r>
-      </w:hyperlink>
+      <w:r>
+        <w:rPr>
+          <w:lang w:val="hi_IN" w:bidi="hi_IN"/>
+        </w:rPr>
+        <w:t>आमो 5:21–24</w:t>
+      </w:r>
       <w:r>
         <w:rPr>
           <w:lang w:val="hi_IN" w:bidi="hi_IN"/>
         </w:rPr>
         <w:t>), परन्तु योएल ने आराधना के मूल्य को पहचाना जब इसे एक सच्चे हृदय के साथ किया जाता है जो पूरी तरह से परमेश्वर के लिए खुला होता है (यह दृष्टिकोण विशेष रूप से उत्तर-निर्वासन भविष्यद्वक्ताओं — हाग्गै, जकर्याह, और मलाकी में देखा जाता है)। आराधना में, अदृश्य अनन्त वास्तविकताओं को भौतिक वस्तुओं और क्रियाओं द्वारा प्रस्तुत किया जाता है। हालांकि, भविष्यद्वक्ता इस्राएलियों को याद दिलाते हैं कि धर्म केवल बाहरी प्रदर्शन से कहीं अधिक है; सच्ची आराधना आन्तरिक परिवर्तन पर आधारित है (</w:t>
       </w:r>
-      <w:hyperlink r:id="rId24">
-        <w:r>
-          <w:rPr>
-            <w:lang w:val="hi_IN" w:bidi="hi_IN"/>
-          </w:rPr>
-          <w:rPr>
-            <w:color w:val="0000EE"/>
-            <w:u w:val="single"/>
-          </w:rPr>
-          <w:t>योए 2:13</w:t>
-        </w:r>
-      </w:hyperlink>
+      <w:r>
+        <w:rPr>
+          <w:lang w:val="hi_IN" w:bidi="hi_IN"/>
+        </w:rPr>
+        <w:t>योए 2:13</w:t>
+      </w:r>
       <w:r>
         <w:rPr>
           <w:lang w:val="hi_IN" w:bidi="hi_IN"/>
         </w:rPr>
         <w:t xml:space="preserve">)। भ्रष्ट आराधना का समाधान आराधना को छोड़ना नहीं है, बल्कि आत्मा और सच्चाई से परमेश्वर की आराधना करना है (देखें </w:t>
       </w:r>
-      <w:hyperlink r:id="rId27">
-        <w:r>
-          <w:rPr>
-            <w:lang w:val="hi_IN" w:bidi="hi_IN"/>
-          </w:rPr>
-          <w:rPr>
-            <w:color w:val="0000EE"/>
-            <w:u w:val="single"/>
-          </w:rPr>
-          <w:t>यूह 4:23–24</w:t>
-        </w:r>
-      </w:hyperlink>
+      <w:r>
+        <w:rPr>
+          <w:lang w:val="hi_IN" w:bidi="hi_IN"/>
+        </w:rPr>
+        <w:t>यूह 4:23–24</w:t>
+      </w:r>
       <w:r>
         <w:rPr>
           <w:lang w:val="hi_IN" w:bidi="hi_IN"/>
@@ -785,126 +689,84 @@
         </w:rPr>
         <w:t>जो लोग विपत्ति का सामना कर रहे थे, उनके लिए योएल ने यह संदेश दिया कि उनका परमेश्वर भविष्य पर पूरी तरह से नियंत्रण रखता है। उन्होंने उन्हें आश्वासन दिया कि प्रभु के दिन, परमेश्वर संसार में हस्तक्षेप करेंगे ताकि दुष्टों का न्याय किया जा सके और शान्ति और न्याय स्थापित किया जा सके (</w:t>
       </w:r>
-      <w:hyperlink r:id="rId28">
-        <w:r>
-          <w:rPr>
-            <w:lang w:val="hi_IN" w:bidi="hi_IN"/>
-          </w:rPr>
-          <w:rPr>
-            <w:color w:val="0000EE"/>
-            <w:u w:val="single"/>
-          </w:rPr>
-          <w:t>योए 1:15</w:t>
-        </w:r>
-      </w:hyperlink>
+      <w:r>
+        <w:rPr>
+          <w:lang w:val="hi_IN" w:bidi="hi_IN"/>
+        </w:rPr>
+        <w:t>योए 1:15</w:t>
+      </w:r>
       <w:r>
         <w:rPr>
           <w:lang w:val="hi_IN" w:bidi="hi_IN"/>
         </w:rPr>
         <w:t xml:space="preserve">; </w:t>
       </w:r>
-      <w:hyperlink r:id="rId29">
-        <w:r>
-          <w:rPr>
-            <w:lang w:val="hi_IN" w:bidi="hi_IN"/>
-          </w:rPr>
-          <w:rPr>
-            <w:color w:val="0000EE"/>
-            <w:u w:val="single"/>
-          </w:rPr>
-          <w:t>2:1</w:t>
-        </w:r>
-      </w:hyperlink>
+      <w:r>
+        <w:rPr>
+          <w:lang w:val="hi_IN" w:bidi="hi_IN"/>
+        </w:rPr>
+        <w:t>2:1</w:t>
+      </w:r>
       <w:r>
         <w:rPr>
           <w:lang w:val="hi_IN" w:bidi="hi_IN"/>
         </w:rPr>
         <w:t>)। फिर वह हर वर्ग, लिंग, और उम्र के लोगों पर अपनी आत्मा उंडेलेंगे, जिससे उनके लोग उनकी विधि के अनुसार जीवन जी सकें। हमारे पतित संसार में जो गलतियाँ अक्सर हावी रहती हैं, वे केवल तभी सही होंगी जब परमेश्वर पूरी तरह से और अन्ततः अपनी सृष्टि में आएँगे (</w:t>
       </w:r>
-      <w:hyperlink r:id="rId17">
-        <w:r>
-          <w:rPr>
-            <w:lang w:val="hi_IN" w:bidi="hi_IN"/>
-          </w:rPr>
-          <w:rPr>
-            <w:color w:val="0000EE"/>
-            <w:u w:val="single"/>
-          </w:rPr>
-          <w:t>योए 2:28–3:21</w:t>
-        </w:r>
-      </w:hyperlink>
+      <w:r>
+        <w:rPr>
+          <w:lang w:val="hi_IN" w:bidi="hi_IN"/>
+        </w:rPr>
+        <w:t>योए 2:28–3:21</w:t>
+      </w:r>
       <w:r>
         <w:rPr>
           <w:lang w:val="hi_IN" w:bidi="hi_IN"/>
         </w:rPr>
         <w:t xml:space="preserve">; देखें </w:t>
       </w:r>
-      <w:hyperlink r:id="rId30">
-        <w:r>
-          <w:rPr>
-            <w:lang w:val="hi_IN" w:bidi="hi_IN"/>
-          </w:rPr>
-          <w:rPr>
-            <w:color w:val="0000EE"/>
-            <w:u w:val="single"/>
-          </w:rPr>
-          <w:t>मत्ती 16:27</w:t>
-        </w:r>
-      </w:hyperlink>
+      <w:r>
+        <w:rPr>
+          <w:lang w:val="hi_IN" w:bidi="hi_IN"/>
+        </w:rPr>
+        <w:t>मत्ती 16:27</w:t>
+      </w:r>
       <w:r>
         <w:rPr>
           <w:lang w:val="hi_IN" w:bidi="hi_IN"/>
         </w:rPr>
         <w:t xml:space="preserve">; </w:t>
       </w:r>
-      <w:hyperlink r:id="rId31">
-        <w:r>
-          <w:rPr>
-            <w:lang w:val="hi_IN" w:bidi="hi_IN"/>
-          </w:rPr>
-          <w:rPr>
-            <w:color w:val="0000EE"/>
-            <w:u w:val="single"/>
-          </w:rPr>
-          <w:t>प्रेरि 2:16–40</w:t>
-        </w:r>
-      </w:hyperlink>
+      <w:r>
+        <w:rPr>
+          <w:lang w:val="hi_IN" w:bidi="hi_IN"/>
+        </w:rPr>
+        <w:t>प्रेरि 2:16–40</w:t>
+      </w:r>
       <w:r>
         <w:rPr>
           <w:lang w:val="hi_IN" w:bidi="hi_IN"/>
         </w:rPr>
         <w:t xml:space="preserve">; </w:t>
       </w:r>
-      <w:hyperlink r:id="rId32">
-        <w:r>
-          <w:rPr>
-            <w:lang w:val="hi_IN" w:bidi="hi_IN"/>
-          </w:rPr>
-          <w:rPr>
-            <w:color w:val="0000EE"/>
-            <w:u w:val="single"/>
-          </w:rPr>
-          <w:t>कुल 2:13–22</w:t>
-        </w:r>
-      </w:hyperlink>
+      <w:r>
+        <w:rPr>
+          <w:lang w:val="hi_IN" w:bidi="hi_IN"/>
+        </w:rPr>
+        <w:t>कुल 2:13–22</w:t>
+      </w:r>
       <w:r>
         <w:rPr>
           <w:lang w:val="hi_IN" w:bidi="hi_IN"/>
         </w:rPr>
         <w:t xml:space="preserve">; </w:t>
       </w:r>
-      <w:hyperlink r:id="rId33">
-        <w:r>
-          <w:rPr>
-            <w:lang w:val="hi_IN" w:bidi="hi_IN"/>
-          </w:rPr>
-          <w:rPr>
-            <w:color w:val="0000EE"/>
-            <w:u w:val="single"/>
-          </w:rPr>
-          <w:t>प्रका 21–22</w:t>
-        </w:r>
-      </w:hyperlink>
+      <w:r>
+        <w:rPr>
+          <w:lang w:val="hi_IN" w:bidi="hi_IN"/>
+        </w:rPr>
+        <w:t>प्रका 21–22</w:t>
+      </w:r>
       <w:r>
         <w:rPr>
           <w:lang w:val="hi_IN" w:bidi="hi_IN"/>
